--- a/jazzx-design-studio/one-pagers/14-Tune-in-Jazz-Overview.docx
+++ b/jazzx-design-studio/one-pagers/14-Tune-in-Jazz-Overview.docx
@@ -1308,7 +1308,7 @@
         <w:pStyle w:val="ListParagraph"/>
         <w:numPr>
           <w:ilvl w:val="0"/>
-          <w:numId w:val="2"/>
+          <w:numId w:val="3"/>
         </w:numPr>
         <w:spacing w:after="80" w:line="276"/>
       </w:pPr>
@@ -1331,156 +1331,6 @@
           <w:szCs w:val="21"/>
         </w:rPr>
         <w:t xml:space="preserve"> — backlog reviewed; the week's changes selected and scoped.</w:t>
-      </w:r>
-    </w:p>
-    <w:p>
-      <w:pPr>
-        <w:pStyle w:val="ListParagraph"/>
-        <w:numPr>
-          <w:ilvl w:val="0"/>
-          <w:numId w:val="2"/>
-        </w:numPr>
-        <w:spacing w:after="80" w:line="276"/>
-      </w:pPr>
-      <w:r>
-        <w:rPr>
-          <w:rFonts w:ascii="Calibri" w:cs="Calibri" w:eastAsia="Calibri" w:hAnsi="Calibri"/>
-          <w:b/>
-          <w:bCs/>
-          <w:color w:val="1A1A1A"/>
-          <w:sz w:val="21"/>
-          <w:szCs w:val="21"/>
-        </w:rPr>
-        <w:t xml:space="preserve">Tuesday–Wednesday</w:t>
-      </w:r>
-      <w:r>
-        <w:rPr>
-          <w:rFonts w:ascii="Calibri" w:cs="Calibri" w:eastAsia="Calibri" w:hAnsi="Calibri"/>
-          <w:color w:val="1A1A1A"/>
-          <w:sz w:val="21"/>
-          <w:szCs w:val="21"/>
-        </w:rPr>
-        <w:t xml:space="preserve"> — changes built and tested against a held-back regression set of previously correct loans.</w:t>
-      </w:r>
-    </w:p>
-    <w:p>
-      <w:pPr>
-        <w:pStyle w:val="ListParagraph"/>
-        <w:numPr>
-          <w:ilvl w:val="0"/>
-          <w:numId w:val="2"/>
-        </w:numPr>
-        <w:spacing w:after="80" w:line="276"/>
-      </w:pPr>
-      <w:r>
-        <w:rPr>
-          <w:rFonts w:ascii="Calibri" w:cs="Calibri" w:eastAsia="Calibri" w:hAnsi="Calibri"/>
-          <w:b/>
-          <w:bCs/>
-          <w:color w:val="1A1A1A"/>
-          <w:sz w:val="21"/>
-          <w:szCs w:val="21"/>
-        </w:rPr>
-        <w:t xml:space="preserve">Wednesday cut-off</w:t>
-      </w:r>
-      <w:r>
-        <w:rPr>
-          <w:rFonts w:ascii="Calibri" w:cs="Calibri" w:eastAsia="Calibri" w:hAnsi="Calibri"/>
-          <w:color w:val="1A1A1A"/>
-          <w:sz w:val="21"/>
-          <w:szCs w:val="21"/>
-        </w:rPr>
-        <w:t xml:space="preserve"> — changes freeze. Nothing ships after cut-off, so the week's measurement refers to one known configuration.</w:t>
-      </w:r>
-    </w:p>
-    <w:p>
-      <w:pPr>
-        <w:pStyle w:val="ListParagraph"/>
-        <w:numPr>
-          <w:ilvl w:val="0"/>
-          <w:numId w:val="2"/>
-        </w:numPr>
-        <w:spacing w:after="80" w:line="276"/>
-      </w:pPr>
-      <w:r>
-        <w:rPr>
-          <w:rFonts w:ascii="Calibri" w:cs="Calibri" w:eastAsia="Calibri" w:hAnsi="Calibri"/>
-          <w:b/>
-          <w:bCs/>
-          <w:color w:val="1A1A1A"/>
-          <w:sz w:val="21"/>
-          <w:szCs w:val="21"/>
-        </w:rPr>
-        <w:t xml:space="preserve">Thursday</w:t>
-      </w:r>
-      <w:r>
-        <w:rPr>
-          <w:rFonts w:ascii="Calibri" w:cs="Calibri" w:eastAsia="Calibri" w:hAnsi="Calibri"/>
-          <w:color w:val="1A1A1A"/>
-          <w:sz w:val="21"/>
-          <w:szCs w:val="21"/>
-        </w:rPr>
-        <w:t xml:space="preserve"> — changes deployed to the studio environment; version recorded; weekly loop reviews the result.</w:t>
-      </w:r>
-    </w:p>
-    <w:p>
-      <w:pPr>
-        <w:pStyle w:val="ListParagraph"/>
-        <w:numPr>
-          <w:ilvl w:val="0"/>
-          <w:numId w:val="2"/>
-        </w:numPr>
-        <w:spacing w:after="80" w:line="276"/>
-      </w:pPr>
-      <w:r>
-        <w:rPr>
-          <w:rFonts w:ascii="Calibri" w:cs="Calibri" w:eastAsia="Calibri" w:hAnsi="Calibri"/>
-          <w:b/>
-          <w:bCs/>
-          <w:color w:val="1A1A1A"/>
-          <w:sz w:val="21"/>
-          <w:szCs w:val="21"/>
-        </w:rPr>
-        <w:t xml:space="preserve">Following week</w:t>
-      </w:r>
-      <w:r>
-        <w:rPr>
-          <w:rFonts w:ascii="Calibri" w:cs="Calibri" w:eastAsia="Calibri" w:hAnsi="Calibri"/>
-          <w:color w:val="1A1A1A"/>
-          <w:sz w:val="21"/>
-          <w:szCs w:val="21"/>
-        </w:rPr>
-        <w:t xml:space="preserve"> — effect measured on new loans and the change is marked verified, reverted, or refined.</w:t>
-      </w:r>
-    </w:p>
-    <w:p>
-      <w:pPr>
-        <w:spacing w:after="80" w:before="200"/>
-      </w:pPr>
-      <w:r>
-        <w:rPr>
-          <w:rFonts w:ascii="Calibri" w:cs="Calibri" w:eastAsia="Calibri" w:hAnsi="Calibri"/>
-          <w:b/>
-          <w:bCs/>
-          <w:color w:val="0E3A4F"/>
-          <w:sz w:val="22"/>
-          <w:szCs w:val="22"/>
-        </w:rPr>
-        <w:t xml:space="preserve">Attribution discipline</w:t>
-      </w:r>
-    </w:p>
-    <w:p>
-      <w:pPr>
-        <w:spacing w:after="120" w:line="276"/>
-      </w:pPr>
-      <w:r>
-        <w:rPr>
-          <w:rFonts w:ascii="Calibri" w:cs="Calibri" w:eastAsia="Calibri" w:hAnsi="Calibri"/>
-          <w:color w:val="1A1A1A"/>
-          <w:sz w:val="21"/>
-          <w:szCs w:val="21"/>
-        </w:rPr>
-        <w:t xml:space="preserve">The most common tuning failure is shipping five changes in a week, seeing accuracy improve, and being unable to say which change did it — or noticing three weeks later that one of the five quietly broke something else. Discipline here is what separates a tuned system from a drifted one.</w:t>
       </w:r>
     </w:p>
     <w:p>
@@ -1495,11 +1345,22 @@
       <w:r>
         <w:rPr>
           <w:rFonts w:ascii="Calibri" w:cs="Calibri" w:eastAsia="Calibri" w:hAnsi="Calibri"/>
+          <w:b/>
+          <w:bCs/>
           <w:color w:val="1A1A1A"/>
           <w:sz w:val="21"/>
           <w:szCs w:val="21"/>
         </w:rPr>
-        <w:t xml:space="preserve">Prefer one substantive change per area per cycle</w:t>
+        <w:t xml:space="preserve">Tuesday–Wednesday</w:t>
+      </w:r>
+      <w:r>
+        <w:rPr>
+          <w:rFonts w:ascii="Calibri" w:cs="Calibri" w:eastAsia="Calibri" w:hAnsi="Calibri"/>
+          <w:color w:val="1A1A1A"/>
+          <w:sz w:val="21"/>
+          <w:szCs w:val="21"/>
+        </w:rPr>
+        <w:t xml:space="preserve"> — changes built and tested against a held-back regression set of previously correct loans.</w:t>
       </w:r>
     </w:p>
     <w:p>
@@ -1514,11 +1375,22 @@
       <w:r>
         <w:rPr>
           <w:rFonts w:ascii="Calibri" w:cs="Calibri" w:eastAsia="Calibri" w:hAnsi="Calibri"/>
+          <w:b/>
+          <w:bCs/>
           <w:color w:val="1A1A1A"/>
           <w:sz w:val="21"/>
           <w:szCs w:val="21"/>
         </w:rPr>
-        <w:t xml:space="preserve">Always run the regression set — the risk is not the change failing, it is the change fixing one thing and breaking two others</w:t>
+        <w:t xml:space="preserve">Wednesday cut-off</w:t>
+      </w:r>
+      <w:r>
+        <w:rPr>
+          <w:rFonts w:ascii="Calibri" w:cs="Calibri" w:eastAsia="Calibri" w:hAnsi="Calibri"/>
+          <w:color w:val="1A1A1A"/>
+          <w:sz w:val="21"/>
+          <w:szCs w:val="21"/>
+        </w:rPr>
+        <w:t xml:space="preserve"> — changes freeze. Nothing ships after cut-off, so the week's measurement refers to one known configuration.</w:t>
       </w:r>
     </w:p>
     <w:p>
@@ -1533,11 +1405,22 @@
       <w:r>
         <w:rPr>
           <w:rFonts w:ascii="Calibri" w:cs="Calibri" w:eastAsia="Calibri" w:hAnsi="Calibri"/>
+          <w:b/>
+          <w:bCs/>
           <w:color w:val="1A1A1A"/>
           <w:sz w:val="21"/>
           <w:szCs w:val="21"/>
         </w:rPr>
-        <w:t xml:space="preserve">Record the configuration version against every studio loan so any metric can be recomputed by configuration</w:t>
+        <w:t xml:space="preserve">Thursday</w:t>
+      </w:r>
+      <w:r>
+        <w:rPr>
+          <w:rFonts w:ascii="Calibri" w:cs="Calibri" w:eastAsia="Calibri" w:hAnsi="Calibri"/>
+          <w:color w:val="1A1A1A"/>
+          <w:sz w:val="21"/>
+          <w:szCs w:val="21"/>
+        </w:rPr>
+        <w:t xml:space="preserve"> — changes deployed to the studio environment; version recorded; weekly loop reviews the result.</w:t>
       </w:r>
     </w:p>
     <w:p>
@@ -1552,11 +1435,52 @@
       <w:r>
         <w:rPr>
           <w:rFonts w:ascii="Calibri" w:cs="Calibri" w:eastAsia="Calibri" w:hAnsi="Calibri"/>
+          <w:b/>
+          <w:bCs/>
           <w:color w:val="1A1A1A"/>
           <w:sz w:val="21"/>
           <w:szCs w:val="21"/>
         </w:rPr>
-        <w:t xml:space="preserve">Revert quickly and without ceremony; a reverted change is a finding, not a failure</w:t>
+        <w:t xml:space="preserve">Following week</w:t>
+      </w:r>
+      <w:r>
+        <w:rPr>
+          <w:rFonts w:ascii="Calibri" w:cs="Calibri" w:eastAsia="Calibri" w:hAnsi="Calibri"/>
+          <w:color w:val="1A1A1A"/>
+          <w:sz w:val="21"/>
+          <w:szCs w:val="21"/>
+        </w:rPr>
+        <w:t xml:space="preserve"> — effect measured on new loans and the change is marked verified, reverted, or refined.</w:t>
+      </w:r>
+    </w:p>
+    <w:p>
+      <w:pPr>
+        <w:spacing w:after="80" w:before="200"/>
+      </w:pPr>
+      <w:r>
+        <w:rPr>
+          <w:rFonts w:ascii="Calibri" w:cs="Calibri" w:eastAsia="Calibri" w:hAnsi="Calibri"/>
+          <w:b/>
+          <w:bCs/>
+          <w:color w:val="0E3A4F"/>
+          <w:sz w:val="22"/>
+          <w:szCs w:val="22"/>
+        </w:rPr>
+        <w:t xml:space="preserve">Attribution discipline</w:t>
+      </w:r>
+    </w:p>
+    <w:p>
+      <w:pPr>
+        <w:spacing w:after="120" w:line="276"/>
+      </w:pPr>
+      <w:r>
+        <w:rPr>
+          <w:rFonts w:ascii="Calibri" w:cs="Calibri" w:eastAsia="Calibri" w:hAnsi="Calibri"/>
+          <w:color w:val="1A1A1A"/>
+          <w:sz w:val="21"/>
+          <w:szCs w:val="21"/>
+        </w:rPr>
+        <w:t xml:space="preserve">The most common tuning failure is shipping five changes in a week, seeing accuracy improve, and being unable to say which change did it — or noticing three weeks later that one of the five quietly broke something else. Discipline here is what separates a tuned system from a drifted one.</w:t>
       </w:r>
     </w:p>
     <w:p>
@@ -1564,7 +1488,83 @@
         <w:pStyle w:val="ListParagraph"/>
         <w:numPr>
           <w:ilvl w:val="0"/>
-          <w:numId w:val="3"/>
+          <w:numId w:val="4"/>
+        </w:numPr>
+        <w:spacing w:after="80" w:line="276"/>
+      </w:pPr>
+      <w:r>
+        <w:rPr>
+          <w:rFonts w:ascii="Calibri" w:cs="Calibri" w:eastAsia="Calibri" w:hAnsi="Calibri"/>
+          <w:color w:val="1A1A1A"/>
+          <w:sz w:val="21"/>
+          <w:szCs w:val="21"/>
+        </w:rPr>
+        <w:t xml:space="preserve">Prefer one substantive change per area per cycle</w:t>
+      </w:r>
+    </w:p>
+    <w:p>
+      <w:pPr>
+        <w:pStyle w:val="ListParagraph"/>
+        <w:numPr>
+          <w:ilvl w:val="0"/>
+          <w:numId w:val="4"/>
+        </w:numPr>
+        <w:spacing w:after="80" w:line="276"/>
+      </w:pPr>
+      <w:r>
+        <w:rPr>
+          <w:rFonts w:ascii="Calibri" w:cs="Calibri" w:eastAsia="Calibri" w:hAnsi="Calibri"/>
+          <w:color w:val="1A1A1A"/>
+          <w:sz w:val="21"/>
+          <w:szCs w:val="21"/>
+        </w:rPr>
+        <w:t xml:space="preserve">Always run the regression set — the risk is not the change failing, it is the change fixing one thing and breaking two others</w:t>
+      </w:r>
+    </w:p>
+    <w:p>
+      <w:pPr>
+        <w:pStyle w:val="ListParagraph"/>
+        <w:numPr>
+          <w:ilvl w:val="0"/>
+          <w:numId w:val="4"/>
+        </w:numPr>
+        <w:spacing w:after="80" w:line="276"/>
+      </w:pPr>
+      <w:r>
+        <w:rPr>
+          <w:rFonts w:ascii="Calibri" w:cs="Calibri" w:eastAsia="Calibri" w:hAnsi="Calibri"/>
+          <w:color w:val="1A1A1A"/>
+          <w:sz w:val="21"/>
+          <w:szCs w:val="21"/>
+        </w:rPr>
+        <w:t xml:space="preserve">Record the configuration version against every studio loan so any metric can be recomputed by configuration</w:t>
+      </w:r>
+    </w:p>
+    <w:p>
+      <w:pPr>
+        <w:pStyle w:val="ListParagraph"/>
+        <w:numPr>
+          <w:ilvl w:val="0"/>
+          <w:numId w:val="4"/>
+        </w:numPr>
+        <w:spacing w:after="80" w:line="276"/>
+      </w:pPr>
+      <w:r>
+        <w:rPr>
+          <w:rFonts w:ascii="Calibri" w:cs="Calibri" w:eastAsia="Calibri" w:hAnsi="Calibri"/>
+          <w:color w:val="1A1A1A"/>
+          <w:sz w:val="21"/>
+          <w:szCs w:val="21"/>
+        </w:rPr>
+        <w:t xml:space="preserve">Revert quickly and without ceremony; a reverted change is a finding, not a failure</w:t>
+      </w:r>
+    </w:p>
+    <w:p>
+      <w:pPr>
+        <w:pStyle w:val="ListParagraph"/>
+        <w:numPr>
+          <w:ilvl w:val="0"/>
+          <w:numId w:val="4"/>
         </w:numPr>
         <w:spacing w:after="80" w:line="276"/>
       </w:pPr>
@@ -2740,7 +2740,7 @@
         <w:pStyle w:val="ListParagraph"/>
         <w:numPr>
           <w:ilvl w:val="0"/>
-          <w:numId w:val="3"/>
+          <w:numId w:val="4"/>
         </w:numPr>
         <w:spacing w:after="80" w:line="276"/>
       </w:pPr>
@@ -2759,7 +2759,7 @@
         <w:pStyle w:val="ListParagraph"/>
         <w:numPr>
           <w:ilvl w:val="0"/>
-          <w:numId w:val="3"/>
+          <w:numId w:val="4"/>
         </w:numPr>
         <w:spacing w:after="80" w:line="276"/>
       </w:pPr>
@@ -2778,7 +2778,7 @@
         <w:pStyle w:val="ListParagraph"/>
         <w:numPr>
           <w:ilvl w:val="0"/>
-          <w:numId w:val="3"/>
+          <w:numId w:val="4"/>
         </w:numPr>
         <w:spacing w:after="80" w:line="276"/>
       </w:pPr>
@@ -2797,7 +2797,7 @@
         <w:pStyle w:val="ListParagraph"/>
         <w:numPr>
           <w:ilvl w:val="0"/>
-          <w:numId w:val="3"/>
+          <w:numId w:val="4"/>
         </w:numPr>
         <w:spacing w:after="80" w:line="276"/>
       </w:pPr>
@@ -2816,7 +2816,7 @@
         <w:pStyle w:val="ListParagraph"/>
         <w:numPr>
           <w:ilvl w:val="0"/>
-          <w:numId w:val="3"/>
+          <w:numId w:val="4"/>
         </w:numPr>
         <w:spacing w:after="80" w:line="276"/>
       </w:pPr>
@@ -3648,6 +3648,12 @@
     </w:lvlOverride>
   </w:num>
   <w:num w:numId="3">
+    <w:abstractNumId w:val="3"/>
+    <w:lvlOverride w:ilvl="0">
+      <w:startOverride w:val="1"/>
+    </w:lvlOverride>
+  </w:num>
+  <w:num w:numId="4">
     <w:abstractNumId w:val="2"/>
     <w:lvlOverride w:ilvl="0">
       <w:startOverride w:val="1"/>
